--- a/memory/skye-job-search/application-packages/2026-04-07/The-Garvan-Institute-of-Medical-Research-PopGen-Data-Product-Owner-CoverLetter.docx
+++ b/memory/skye-job-search/application-packages/2026-04-07/The-Garvan-Institute-of-Medical-Research-PopGen-Data-Product-Owner-CoverLetter.docx
@@ -81,7 +81,7 @@
         <w:spacing w:after="150"/>
       </w:pPr>
       <w:r>
-        <w:t xml:space="preserve">In my current role as Digital Project Manager at EUSO Digital, I lead end-to-end delivery of digital transformation projects for multiple concurrent clients. I manage cross-functional teams, translate business requirements into actionable roadmaps, and ensure projects are delivered on time and within budget. My experience spans agile delivery, stakeholder management, and change implementation across healthcare, government, and commercial sectors.</w:t>
+        <w:t xml:space="preserve">In my current role as Senior Project Manager at Equilibrium Interactive (EQ), I lead strategic digital delivery across diverse client portfolios. Previously, as Digital Project Manager at EUSO Digital, I managed end-to-end delivery of digital transformation projects for multiple concurrent clients, building cross-functional teams and translating business requirements into actionable roadmaps. My experience spans agile delivery, stakeholder management, and change implementation across healthcare, government, and commercial sectors.</w:t>
       </w:r>
     </w:p>
     <w:p/>
